--- a/zht/docx/50.content.docx
+++ b/zht/docx/50.content.docx
@@ -136,13 +136,6 @@
         <w:rPr>
           <w:lang w:val="zh_TW" w:bidi="zh_TW"/>
         </w:rPr>
-      </w:r>
-      <w:r>
-        <w:rPr>
-          <w:i/>
-          <w:lang w:val="zh_TW" w:bidi="zh_TW"/>
-        </w:rPr>
-        <w:t>腓立比書 1:1, 腓立比書 1:5, 腓立比書 1:6, 腓立比書 1:7, 腓立比書 1:9, 腓立比書 1:11, 腓立比書 1:12–14, 腓立比書 1:17, 腓立比書 1:18, 腓立比書 1:20, 腓立比書 1:21, 腓立比書 1:22–24, 腓立比書 1:25, 腓立比書 1:27, 腓立比書 1:28, 腓立比書 1:29, 腓立比書 2:2, 腓立比書 2:3, 腓立比書 2:5–6, 腓立比書 2:6, 腓立比書 2:7, 腓立比書 2:8, 腓立比書 2:9, 腓立比書 2:11, 腓立比書 2:12, 腓立比書 2:13, 腓立比書 2:14, 腓立比書 2:17, 腓立比書 2:20, 腓立比書 2:24, 腓立比書 2:30, 腓立比書 3:2, 腓立比書 3:3, 腓立比書 3:6, 腓立比書 3:7, 腓立比書 3:8, 腓立比書 3:9, 腓立比書 3:10, 腓立比書 3:12, 腓立比書 3:14, 腓立比書 3:17, 腓立比書 3:19, 腓立比書 3:20, 腓立比書 3:21, 腓立比書 4:1, 腓立比書 4:2, 腓立比書 4:4, 腓立比書 4:6, 腓立比書 4:7, 腓立比書 4:8, 腓立比書 4:10, 腓立比書 4:11–12, 腓立比書 4:13, 腓立比書 4:17, 腓立比書 4:18, 腓立比書 4:19, 腓立比書 4:22</w:t>
       </w:r>
       <w:r>
         <w:rPr>

--- a/zht/docx/50.content.docx
+++ b/zht/docx/50.content.docx
@@ -123,19 +123,6 @@
           <w:lang w:val="zh_TW" w:bidi="zh_TW"/>
         </w:rPr>
         <w:t>PHP</w:t>
-      </w:r>
-      <w:r>
-        <w:rPr>
-          <w:lang w:val="zh_TW" w:bidi="zh_TW"/>
-        </w:rPr>
-      </w:r>
-    </w:p>
-    <w:p>
-      <w:pPr/>
-      <w:r>
-        <w:rPr>
-          <w:lang w:val="zh_TW" w:bidi="zh_TW"/>
-        </w:rPr>
       </w:r>
       <w:r>
         <w:rPr>

--- a/zht/docx/50.content.docx
+++ b/zht/docx/50.content.docx
@@ -19,7 +19,7 @@
         <w:rPr>
           <w:lang w:val="zh_TW" w:bidi="zh_TW"/>
         </w:rPr>
-        <w:t>Resource: 翻譯問題 (unfoldingWord)</w:t>
+        <w:t>Resource: unfoldingWord® Translation Questions</w:t>
       </w:r>
       <w:r>
         <w:rPr>
@@ -85,7 +85,7 @@
         <w:rPr>
           <w:lang w:val="zh_TW" w:bidi="zh_TW"/>
         </w:rPr>
-        <w:t>翻譯問題 (unfoldingWord)</w:t>
+        <w:t>unfoldingWord® Translation Questions</w:t>
       </w:r>
     </w:p>
     <w:p>
